--- a/docx_chapters/30_Trail_19__Angel_Falls.docx
+++ b/docx_chapters/30_Trail_19__Angel_Falls.docx
@@ -308,7 +308,7 @@
               <w:pStyle w:val="Compact"/>
             </w:pPr>
             <w:r>
-              <w:t xml:space="preserve">Strollers and Wheelchairs</w:t>
+              <w:t xml:space="preserve">Accessibility</w:t>
             </w:r>
           </w:p>
         </w:tc>

--- a/docx_chapters/30_Trail_19__Angel_Falls.docx
+++ b/docx_chapters/30_Trail_19__Angel_Falls.docx
@@ -2,7 +2,7 @@
 <file path=word/document.xml><?xml version="1.0" encoding="utf-8"?>
 <w:document xmlns:w="http://schemas.openxmlformats.org/wordprocessingml/2006/main" xmlns:m="http://schemas.openxmlformats.org/officeDocument/2006/math" xmlns:r="http://schemas.openxmlformats.org/officeDocument/2006/relationships" xmlns:o="urn:schemas-microsoft-com:office:office" xmlns:v="urn:schemas-microsoft-com:vml" xmlns:w10="urn:schemas-microsoft-com:office:word" xmlns:a="http://schemas.openxmlformats.org/drawingml/2006/main" xmlns:pic="http://schemas.openxmlformats.org/drawingml/2006/picture" xmlns:wp="http://schemas.openxmlformats.org/drawingml/2006/wordprocessingDrawing">
   <w:body>
-    <w:bookmarkStart w:id="28" w:name="trail-19-angel-falls-overlook"/>
+    <w:bookmarkStart w:id="25" w:name="trail-19-angel-falls-overlook"/>
     <w:p>
       <w:pPr>
         <w:pStyle w:val="Heading2"/>
@@ -326,7 +326,7 @@
       </w:tr>
     </w:tbl>
     <w:bookmarkEnd w:id="21"/>
-    <w:bookmarkStart w:id="25" w:name="directions-to-the-trailhead"/>
+    <w:bookmarkStart w:id="22" w:name="directions-to-the-trailhead"/>
     <w:p>
       <w:pPr>
         <w:pStyle w:val="Heading3"/>
@@ -371,117 +371,8 @@
         <w:t xml:space="preserve">as there is not a street address for the trailhead. Please note this only works for Google Maps. Turn right into the parking area from Alfred Smith Rd. Look for the Grand Gap Loop Trail to begin the hike.</w:t>
       </w:r>
     </w:p>
-    <w:tbl>
-      <w:tblPr>
-        <w:tblStyle w:val="Table"/>
-        <w:tblInd w:w="164" w:type="dxa"/>
-        <w:tblBorders>
-          <w:left w:val="single" w:sz="24" w:space="0" w:color="0758E5"/>
-        </w:tblBorders>
-        <w:tblCellMar>
-          <w:left w:w="0" w:type="dxa"/>
-          <w:right w:w="0" w:type="dxa"/>
-        </w:tblCellMar>
-        <w:tblLook w:firstRow="0" w:lastRow="0" w:firstColumn="0" w:lastColumn="0" w:noHBand="0" w:noVBand="0" w:val="0000"/>
-      </w:tblPr>
-      <w:tblGrid>
-        <w:gridCol w:w="7920"/>
-      </w:tblGrid>
-      <w:tr>
-        <w:trPr>
-          <w:cantSplit/>
-        </w:trPr>
-        <w:tc>
-          <w:tcPr>
-            <w:tcMar>
-              <w:left w:w="144" w:type="dxa"/>
-              <w:right w:w="144" w:type="dxa"/>
-            </w:tcMar>
-          </w:tcPr>
-          <w:p>
-            <w:pPr>
-              <w:pStyle w:val="BodyText"/>
-            </w:pPr>
-            <w:pPr>
-              <w:spacing w:before="0" w:after="8"/>
-              <w:jc w:val="center"/>
-            </w:pPr>
-            <w:r>
-              <w:drawing>
-                <wp:inline>
-                  <wp:extent cx="152400" cy="152400"/>
-                  <wp:effectExtent b="0" l="0" r="0" t="0"/>
-                  <wp:docPr descr="" title="" id="23" name="Picture"/>
-                  <a:graphic>
-                    <a:graphicData uri="http://schemas.openxmlformats.org/drawingml/2006/picture">
-                      <pic:pic>
-                        <pic:nvPicPr>
-                          <pic:cNvPr descr="/Applications/quarto/share/formats/docx/note.png" id="24" name="Picture"/>
-                          <pic:cNvPicPr>
-                            <a:picLocks noChangeArrowheads="1" noChangeAspect="1"/>
-                          </pic:cNvPicPr>
-                        </pic:nvPicPr>
-                        <pic:blipFill>
-                          <a:blip r:embed="rId22"/>
-                          <a:stretch>
-                            <a:fillRect/>
-                          </a:stretch>
-                        </pic:blipFill>
-                        <pic:spPr bwMode="auto">
-                          <a:xfrm>
-                            <a:off x="0" y="0"/>
-                            <a:ext cx="152400" cy="152400"/>
-                          </a:xfrm>
-                          <a:prstGeom prst="rect">
-                            <a:avLst/>
-                          </a:prstGeom>
-                          <a:noFill/>
-                          <a:ln w="9525">
-                            <a:noFill/>
-                            <a:headEnd/>
-                            <a:tailEnd/>
-                          </a:ln>
-                        </pic:spPr>
-                      </pic:pic>
-                    </a:graphicData>
-                  </a:graphic>
-                </wp:inline>
-              </w:drawing>
-            </w:r>
-          </w:p>
-        </w:tc>
-        <w:tc>
-          <w:p>
-            <w:pPr>
-              <w:pStyle w:val="BodyText"/>
-            </w:pPr>
-            <w:pPr>
-              <w:spacing w:before="16" w:after="64"/>
-            </w:pPr>
-            <w:r>
-              <w:rPr>
-                <w:b/>
-                <w:bCs/>
-              </w:rPr>
-              <w:t xml:space="preserve">Angel Falls</w:t>
-            </w:r>
-          </w:p>
-          <w:p>
-            <w:pPr>
-              <w:pStyle w:val="BodyText"/>
-            </w:pPr>
-            <w:pPr>
-              <w:spacing w:before="16" w:after="16"/>
-            </w:pPr>
-            <w:r>
-              <w:t xml:space="preserve">Angel Falls is more a rapids than a waterfall, but there’s a history to its name: It was a waterfall until the 1940s, when it was dynamited to make the river more easily navigable by paddlers and boaters. It was only a little successful: the rapids are known as being impassable for all but the most intrepid whitewater paddlers.</w:t>
-            </w:r>
-          </w:p>
-        </w:tc>
-      </w:tr>
-    </w:tbl>
-    <w:bookmarkEnd w:id="25"/>
-    <w:bookmarkStart w:id="26" w:name="trail-description"/>
+    <w:bookmarkEnd w:id="22"/>
+    <w:bookmarkStart w:id="23" w:name="trail-description"/>
     <w:p>
       <w:pPr>
         <w:pStyle w:val="Heading3"/>
@@ -661,8 +552,8 @@
         </w:tc>
       </w:tr>
     </w:tbl>
-    <w:bookmarkEnd w:id="26"/>
-    <w:bookmarkStart w:id="27" w:name="nearby"/>
+    <w:bookmarkEnd w:id="23"/>
+    <w:bookmarkStart w:id="24" w:name="nearby"/>
     <w:p>
       <w:pPr>
         <w:pStyle w:val="Heading3"/>
@@ -725,8 +616,8 @@
         <w:t xml:space="preserve">The Angel Falls Trail—not to be mistaken with the trail taken to the overlook featured in this hike—starts at the parking area beside the Leatherwood Ford Bridge. It follows the Big South Fork River to conclude with a close-up view of Angel Falls, but without the vista from the overlook. Also, the Big South Fork National River and Recreation Area has more than 300 miles of trails.</w:t>
       </w:r>
     </w:p>
-    <w:bookmarkEnd w:id="27"/>
-    <w:bookmarkEnd w:id="28"/>
+    <w:bookmarkEnd w:id="24"/>
+    <w:bookmarkEnd w:id="25"/>
     <w:sectPr>
       <w:footnotePr>
         <w:numRestart w:val="eachSect"/>
